--- a/Advanced Reactor Materials/Fall2025/Exam2_solutions.docx
+++ b/Advanced Reactor Materials/Fall2025/Exam2_solutions.docx
@@ -17,7 +17,23 @@
           <w:b/>
           <w:bCs/>
         </w:rPr>
-        <w:t xml:space="preserve">NE 795-014 </w:t>
+        <w:t xml:space="preserve">NE </w:t>
+      </w:r>
+      <w:r>
+        <w:rPr>
+          <w:rFonts w:ascii="Times New Roman" w:hAnsi="Times New Roman" w:cs="Times New Roman"/>
+          <w:b/>
+          <w:bCs/>
+        </w:rPr>
+        <w:t>763</w:t>
+      </w:r>
+      <w:r>
+        <w:rPr>
+          <w:rFonts w:ascii="Times New Roman" w:hAnsi="Times New Roman" w:cs="Times New Roman"/>
+          <w:b/>
+          <w:bCs/>
+        </w:rPr>
+        <w:t xml:space="preserve"> </w:t>
       </w:r>
       <w:r>
         <w:rPr>
@@ -98,7 +114,19 @@
         <w:rPr>
           <w:rFonts w:ascii="Times New Roman" w:eastAsia="Times New Roman" w:hAnsi="Times New Roman" w:cs="Times New Roman"/>
         </w:rPr>
-        <w:t>Please provide your responses to the following questions. Point values indicated expected depth of response.</w:t>
+        <w:t>Please provide your responses to the following questions. Point values indicate</w:t>
+      </w:r>
+      <w:r>
+        <w:rPr>
+          <w:rFonts w:ascii="Times New Roman" w:eastAsia="Times New Roman" w:hAnsi="Times New Roman" w:cs="Times New Roman"/>
+        </w:rPr>
+        <w:t xml:space="preserve"> the</w:t>
+      </w:r>
+      <w:r>
+        <w:rPr>
+          <w:rFonts w:ascii="Times New Roman" w:eastAsia="Times New Roman" w:hAnsi="Times New Roman" w:cs="Times New Roman"/>
+        </w:rPr>
+        <w:t xml:space="preserve"> expected depth of response.</w:t>
       </w:r>
     </w:p>
     <w:p>
@@ -123,7 +151,19 @@
         <w:rPr>
           <w:rFonts w:ascii="Times New Roman" w:eastAsia="Times New Roman" w:hAnsi="Times New Roman" w:cs="Times New Roman"/>
         </w:rPr>
-        <w:t>Describe some of the beneficial safety features of SFRs. (8 pts)</w:t>
+        <w:t>Describe some of the beneficial safety features of SFRs. (</w:t>
+      </w:r>
+      <w:r>
+        <w:rPr>
+          <w:rFonts w:ascii="Times New Roman" w:eastAsia="Times New Roman" w:hAnsi="Times New Roman" w:cs="Times New Roman"/>
+        </w:rPr>
+        <w:t>6</w:t>
+      </w:r>
+      <w:r>
+        <w:rPr>
+          <w:rFonts w:ascii="Times New Roman" w:eastAsia="Times New Roman" w:hAnsi="Times New Roman" w:cs="Times New Roman"/>
+        </w:rPr>
+        <w:t xml:space="preserve"> pts)</w:t>
       </w:r>
     </w:p>
     <w:p>
@@ -168,27 +208,63 @@
         <w:rPr>
           <w:rFonts w:ascii="Times New Roman" w:eastAsia="Times New Roman" w:hAnsi="Times New Roman" w:cs="Times New Roman"/>
         </w:rPr>
-        <w:t>Why do we alloy uranium for fuels? (8 pts)</w:t>
-      </w:r>
-    </w:p>
-    <w:p>
-      <w:pPr>
-        <w:rPr>
-          <w:rFonts w:ascii="Times New Roman" w:eastAsia="Times New Roman" w:hAnsi="Times New Roman" w:cs="Times New Roman"/>
-        </w:rPr>
-      </w:pPr>
-    </w:p>
-    <w:p>
-      <w:pPr>
-        <w:rPr>
-          <w:rFonts w:ascii="Times New Roman" w:eastAsia="Times New Roman" w:hAnsi="Times New Roman" w:cs="Times New Roman"/>
-        </w:rPr>
-      </w:pPr>
-      <w:r>
-        <w:rPr>
-          <w:rFonts w:ascii="Times New Roman" w:eastAsia="Times New Roman" w:hAnsi="Times New Roman" w:cs="Times New Roman"/>
-        </w:rPr>
-        <w:t>Alpha U has an anisotropic structure which displays anisotropic irradiation growth and anisotropic thermal expansion and can swell excessively. Alloying stabilizes the high temperature body centered cubic phase, which has isotropic properties. Alloying also serves to improve certain properties, such as increasing the melting point. Alloying has also been shown to potentially reduce swelling and limit FCCI.</w:t>
+        <w:t>Why do we alloy uranium for fuels? (</w:t>
+      </w:r>
+      <w:r>
+        <w:rPr>
+          <w:rFonts w:ascii="Times New Roman" w:eastAsia="Times New Roman" w:hAnsi="Times New Roman" w:cs="Times New Roman"/>
+        </w:rPr>
+        <w:t>6</w:t>
+      </w:r>
+      <w:r>
+        <w:rPr>
+          <w:rFonts w:ascii="Times New Roman" w:eastAsia="Times New Roman" w:hAnsi="Times New Roman" w:cs="Times New Roman"/>
+        </w:rPr>
+        <w:t xml:space="preserve"> pts)</w:t>
+      </w:r>
+    </w:p>
+    <w:p>
+      <w:pPr>
+        <w:rPr>
+          <w:rFonts w:ascii="Times New Roman" w:eastAsia="Times New Roman" w:hAnsi="Times New Roman" w:cs="Times New Roman"/>
+        </w:rPr>
+      </w:pPr>
+    </w:p>
+    <w:p>
+      <w:pPr>
+        <w:rPr>
+          <w:rFonts w:ascii="Times New Roman" w:eastAsia="Times New Roman" w:hAnsi="Times New Roman" w:cs="Times New Roman"/>
+        </w:rPr>
+      </w:pPr>
+      <w:r>
+        <w:rPr>
+          <w:rFonts w:ascii="Times New Roman" w:eastAsia="Times New Roman" w:hAnsi="Times New Roman" w:cs="Times New Roman"/>
+        </w:rPr>
+        <w:t>Alpha U has an anisotropic structure which displays anisotropic irradiation growth and anisotropic thermal expansion and can swell excessively. Alloying stabilizes the high</w:t>
+      </w:r>
+      <w:r>
+        <w:rPr>
+          <w:rFonts w:ascii="Times New Roman" w:eastAsia="Times New Roman" w:hAnsi="Times New Roman" w:cs="Times New Roman"/>
+        </w:rPr>
+        <w:t>-temperature</w:t>
+      </w:r>
+      <w:r>
+        <w:rPr>
+          <w:rFonts w:ascii="Times New Roman" w:eastAsia="Times New Roman" w:hAnsi="Times New Roman" w:cs="Times New Roman"/>
+        </w:rPr>
+        <w:t xml:space="preserve"> </w:t>
+      </w:r>
+      <w:r>
+        <w:rPr>
+          <w:rFonts w:ascii="Times New Roman" w:eastAsia="Times New Roman" w:hAnsi="Times New Roman" w:cs="Times New Roman"/>
+        </w:rPr>
+        <w:t>body-</w:t>
+      </w:r>
+      <w:r>
+        <w:rPr>
+          <w:rFonts w:ascii="Times New Roman" w:eastAsia="Times New Roman" w:hAnsi="Times New Roman" w:cs="Times New Roman"/>
+        </w:rPr>
+        <w:t>centered cubic phase, which has isotropic properties. Alloying also serves to improve certain properties, such as increasing the melting point. Alloying has also been shown to potentially reduce swelling and limit FCCI.</w:t>
       </w:r>
     </w:p>
     <w:p>
@@ -213,41 +289,39 @@
         <w:rPr>
           <w:rFonts w:ascii="Times New Roman" w:eastAsia="Times New Roman" w:hAnsi="Times New Roman" w:cs="Times New Roman"/>
         </w:rPr>
-        <w:t>Why must metallic fuel systems include a relatively low smear density and large plenum? (10 pts)</w:t>
-      </w:r>
-    </w:p>
-    <w:p>
-      <w:pPr>
-        <w:rPr>
-          <w:rFonts w:ascii="Times New Roman" w:eastAsia="Times New Roman" w:hAnsi="Times New Roman" w:cs="Times New Roman"/>
-        </w:rPr>
-      </w:pPr>
-    </w:p>
-    <w:p>
-      <w:pPr>
-        <w:rPr>
-          <w:rFonts w:ascii="Times New Roman" w:eastAsia="Times New Roman" w:hAnsi="Times New Roman" w:cs="Times New Roman"/>
-        </w:rPr>
-      </w:pPr>
-      <w:r>
-        <w:rPr>
-          <w:rFonts w:ascii="Times New Roman" w:eastAsia="Times New Roman" w:hAnsi="Times New Roman" w:cs="Times New Roman"/>
-        </w:rPr>
-        <w:t xml:space="preserve">Metallic fuels swell dramatically due to fission gases being generated and accumulating into bubbles. If a high smear density is utilized, the fuel will </w:t>
-      </w:r>
-      <w:proofErr w:type="gramStart"/>
-      <w:r>
-        <w:rPr>
-          <w:rFonts w:ascii="Times New Roman" w:eastAsia="Times New Roman" w:hAnsi="Times New Roman" w:cs="Times New Roman"/>
-        </w:rPr>
-        <w:t>come into contact with</w:t>
-      </w:r>
-      <w:proofErr w:type="gramEnd"/>
-      <w:r>
-        <w:rPr>
-          <w:rFonts w:ascii="Times New Roman" w:eastAsia="Times New Roman" w:hAnsi="Times New Roman" w:cs="Times New Roman"/>
-        </w:rPr>
-        <w:t xml:space="preserve"> the cladding and exert strong outward forces, increasing the likelihood of cladding failure. If a sufficiently low smear density is utilized, the fuel will swell until fission gas bubbles interconnect, allowing fission gas release and a significantly reduced rate of swelling, limiting the outward force induced on the cladding by the fuel. A large plenum is required to accommodate the released fission gases without excessively increasing the pressure inside the cladding.</w:t>
+        <w:t xml:space="preserve">Why must metallic fuel systems include a relatively low smear density and </w:t>
+      </w:r>
+      <w:r>
+        <w:rPr>
+          <w:rFonts w:ascii="Times New Roman" w:eastAsia="Times New Roman" w:hAnsi="Times New Roman" w:cs="Times New Roman"/>
+        </w:rPr>
+        <w:t xml:space="preserve">a </w:t>
+      </w:r>
+      <w:r>
+        <w:rPr>
+          <w:rFonts w:ascii="Times New Roman" w:eastAsia="Times New Roman" w:hAnsi="Times New Roman" w:cs="Times New Roman"/>
+        </w:rPr>
+        <w:t>large plenum? (10 pts)</w:t>
+      </w:r>
+    </w:p>
+    <w:p>
+      <w:pPr>
+        <w:rPr>
+          <w:rFonts w:ascii="Times New Roman" w:eastAsia="Times New Roman" w:hAnsi="Times New Roman" w:cs="Times New Roman"/>
+        </w:rPr>
+      </w:pPr>
+    </w:p>
+    <w:p>
+      <w:pPr>
+        <w:rPr>
+          <w:rFonts w:ascii="Times New Roman" w:eastAsia="Times New Roman" w:hAnsi="Times New Roman" w:cs="Times New Roman"/>
+        </w:rPr>
+      </w:pPr>
+      <w:r>
+        <w:rPr>
+          <w:rFonts w:ascii="Times New Roman" w:eastAsia="Times New Roman" w:hAnsi="Times New Roman" w:cs="Times New Roman"/>
+        </w:rPr>
+        <w:t>Metallic fuels swell dramatically due to fission gases being generated and accumulating into bubbles. If a high smear density is utilized, the fuel will come into contact with the cladding and exert strong outward forces, increasing the likelihood of cladding failure. If a sufficiently low smear density is utilized, the fuel will swell until fission gas bubbles interconnect, allowing fission gas release and a significantly reduced rate of swelling, limiting the outward force induced on the cladding by the fuel. A large plenum is required to accommodate the released fission gases without excessively increasing the pressure inside the cladding.</w:t>
       </w:r>
     </w:p>
     <w:p>
@@ -272,7 +346,25 @@
         <w:rPr>
           <w:rFonts w:ascii="Times New Roman" w:eastAsia="Times New Roman" w:hAnsi="Times New Roman" w:cs="Times New Roman"/>
         </w:rPr>
-        <w:t>What is constituent redistribution in metallic fuels? Why does it occur? What are the concerns associated with it? (15 pts)</w:t>
+        <w:t xml:space="preserve">What is constituent redistribution in metallic fuels? Why does it occur? What are its impacts? </w:t>
+      </w:r>
+      <w:r>
+        <w:rPr>
+          <w:rFonts w:ascii="Times New Roman" w:eastAsia="Times New Roman" w:hAnsi="Times New Roman" w:cs="Times New Roman"/>
+        </w:rPr>
+        <w:t>(1</w:t>
+      </w:r>
+      <w:r>
+        <w:rPr>
+          <w:rFonts w:ascii="Times New Roman" w:eastAsia="Times New Roman" w:hAnsi="Times New Roman" w:cs="Times New Roman"/>
+        </w:rPr>
+        <w:t>2</w:t>
+      </w:r>
+      <w:r>
+        <w:rPr>
+          <w:rFonts w:ascii="Times New Roman" w:eastAsia="Times New Roman" w:hAnsi="Times New Roman" w:cs="Times New Roman"/>
+        </w:rPr>
+        <w:t xml:space="preserve"> pts)</w:t>
       </w:r>
     </w:p>
     <w:p>
@@ -356,6 +448,7 @@
     </w:p>
     <w:p>
       <w:pPr>
+        <w:pStyle w:val="ListParagraph"/>
         <w:rPr>
           <w:rFonts w:ascii="Times New Roman" w:eastAsia="Times New Roman" w:hAnsi="Times New Roman" w:cs="Times New Roman"/>
         </w:rPr>
@@ -376,41 +469,51 @@
         <w:rPr>
           <w:rFonts w:ascii="Times New Roman" w:eastAsia="Times New Roman" w:hAnsi="Times New Roman" w:cs="Times New Roman"/>
         </w:rPr>
-        <w:t>For metallic fuel: What is FCCI? What are the adverse effects of FCCI? What are the primary fuel and cladding species participating in FCCI? (15 pts)</w:t>
-      </w:r>
-    </w:p>
-    <w:p>
-      <w:pPr>
-        <w:rPr>
-          <w:rFonts w:ascii="Times New Roman" w:eastAsia="Times New Roman" w:hAnsi="Times New Roman" w:cs="Times New Roman"/>
-        </w:rPr>
-      </w:pPr>
-    </w:p>
-    <w:p>
-      <w:pPr>
-        <w:rPr>
-          <w:rFonts w:ascii="Times New Roman" w:eastAsia="Times New Roman" w:hAnsi="Times New Roman" w:cs="Times New Roman"/>
-        </w:rPr>
-      </w:pPr>
-      <w:r>
-        <w:rPr>
-          <w:rFonts w:ascii="Times New Roman" w:eastAsia="Times New Roman" w:hAnsi="Times New Roman" w:cs="Times New Roman"/>
-        </w:rPr>
-        <w:t xml:space="preserve">Fuel cladding chemical interaction. The fuel </w:t>
-      </w:r>
-      <w:proofErr w:type="gramStart"/>
-      <w:r>
-        <w:rPr>
-          <w:rFonts w:ascii="Times New Roman" w:eastAsia="Times New Roman" w:hAnsi="Times New Roman" w:cs="Times New Roman"/>
-        </w:rPr>
-        <w:t>comes into contact with</w:t>
-      </w:r>
-      <w:proofErr w:type="gramEnd"/>
-      <w:r>
-        <w:rPr>
-          <w:rFonts w:ascii="Times New Roman" w:eastAsia="Times New Roman" w:hAnsi="Times New Roman" w:cs="Times New Roman"/>
-        </w:rPr>
-        <w:t xml:space="preserve"> the cladding due to swelling, fuel constituents and fission products can chemically interact with the cladding to form a variety of phases. These phases are often intermetallic, brittle, with low melting points, wasting away the cladding and increasing the likelihood of cladding failure. Low melting phases can potentially redistribute the fuel, leading to safety concerns. Nd and Ce are the primary fission products, U and Zr are the primary native fuel species, and Cr and Fe are the primary cladding species which participate in FCCI.</w:t>
+        <w:t>For metallic fuel: What is FCCI? What are the adverse effects of FCCI? What are the primary fuel and cladding species participating in FCCI? (15 pts</w:t>
+      </w:r>
+    </w:p>
+    <w:p>
+      <w:pPr>
+        <w:rPr>
+          <w:rFonts w:ascii="Times New Roman" w:eastAsia="Times New Roman" w:hAnsi="Times New Roman" w:cs="Times New Roman"/>
+        </w:rPr>
+      </w:pPr>
+    </w:p>
+    <w:p>
+      <w:pPr>
+        <w:rPr>
+          <w:rFonts w:ascii="Times New Roman" w:eastAsia="Times New Roman" w:hAnsi="Times New Roman" w:cs="Times New Roman"/>
+        </w:rPr>
+      </w:pPr>
+      <w:r>
+        <w:rPr>
+          <w:rFonts w:ascii="Times New Roman" w:eastAsia="Times New Roman" w:hAnsi="Times New Roman" w:cs="Times New Roman"/>
+        </w:rPr>
+        <w:t>Fuel cladding chemical interaction. The fuel comes into contact with the cladding due to swelling, fuel constituents and fission products can chemically interact with the cladding to form a variety of phases. These phases are often intermetallic, brittle, with low melting points, wasting away the cladding and increasing the likelihood of cladding failure. Low</w:t>
+      </w:r>
+      <w:r>
+        <w:rPr>
+          <w:rFonts w:ascii="Times New Roman" w:eastAsia="Times New Roman" w:hAnsi="Times New Roman" w:cs="Times New Roman"/>
+        </w:rPr>
+        <w:t>-</w:t>
+      </w:r>
+      <w:r>
+        <w:rPr>
+          <w:rFonts w:ascii="Times New Roman" w:eastAsia="Times New Roman" w:hAnsi="Times New Roman" w:cs="Times New Roman"/>
+        </w:rPr>
+        <w:t xml:space="preserve">melting phases can potentially redistribute the fuel, leading to safety concerns. Nd and Ce are the primary fission products, U and Zr are the primary native fuel species, and Cr and Fe are the primary cladding species </w:t>
+      </w:r>
+      <w:r>
+        <w:rPr>
+          <w:rFonts w:ascii="Times New Roman" w:eastAsia="Times New Roman" w:hAnsi="Times New Roman" w:cs="Times New Roman"/>
+        </w:rPr>
+        <w:t>that</w:t>
+      </w:r>
+      <w:r>
+        <w:rPr>
+          <w:rFonts w:ascii="Times New Roman" w:eastAsia="Times New Roman" w:hAnsi="Times New Roman" w:cs="Times New Roman"/>
+        </w:rPr>
+        <w:t xml:space="preserve"> participate in FCCI.</w:t>
       </w:r>
     </w:p>
     <w:p>
@@ -494,7 +597,7 @@
         <w:rPr>
           <w:rFonts w:ascii="Times New Roman" w:eastAsia="Times New Roman" w:hAnsi="Times New Roman" w:cs="Times New Roman"/>
         </w:rPr>
-        <w:t xml:space="preserve">How does Pu and O concentration vary spatially in a MOX pin? </w:t>
+        <w:t xml:space="preserve">How do Pu and O concentration vary spatially in a MOX pin? </w:t>
       </w:r>
       <w:r>
         <w:rPr>
@@ -559,7 +662,13 @@
         <w:rPr>
           <w:rFonts w:ascii="Times New Roman" w:eastAsia="Times New Roman" w:hAnsi="Times New Roman" w:cs="Times New Roman"/>
         </w:rPr>
-        <w:t>What is JOG? Why does it occur? (8 pts)</w:t>
+        <w:t xml:space="preserve">What is JOG? Why does it occur? </w:t>
+      </w:r>
+      <w:r>
+        <w:rPr>
+          <w:rFonts w:ascii="Times New Roman" w:eastAsia="Times New Roman" w:hAnsi="Times New Roman" w:cs="Times New Roman"/>
+        </w:rPr>
+        <w:t>What are its impacts? (12 pts)</w:t>
       </w:r>
     </w:p>
     <w:p>
@@ -633,27 +742,51 @@
           <w:rFonts w:ascii="Times New Roman" w:eastAsia="Times New Roman" w:hAnsi="Times New Roman" w:cs="Times New Roman"/>
         </w:rPr>
         <w:lastRenderedPageBreak/>
-        <w:t>Discuss the means which sodium corrosion occurs in SFRs. (8 pts)</w:t>
-      </w:r>
-    </w:p>
-    <w:p>
-      <w:pPr>
-        <w:rPr>
-          <w:rFonts w:ascii="Times New Roman" w:eastAsia="Times New Roman" w:hAnsi="Times New Roman" w:cs="Times New Roman"/>
-        </w:rPr>
-      </w:pPr>
-    </w:p>
-    <w:p>
-      <w:pPr>
-        <w:rPr>
-          <w:rFonts w:ascii="Times New Roman" w:eastAsia="Times New Roman" w:hAnsi="Times New Roman" w:cs="Times New Roman"/>
-        </w:rPr>
-      </w:pPr>
-      <w:r>
-        <w:rPr>
-          <w:rFonts w:ascii="Times New Roman" w:eastAsia="Times New Roman" w:hAnsi="Times New Roman" w:cs="Times New Roman"/>
-        </w:rPr>
-        <w:t xml:space="preserve">Sodium corrosion primarily occurs due to difference in the solubility of various cladding species as a function of temperature. Solubilities are higher at higher temperatures, leading to leaching at high temperature regions and deposition at low temperature regions. </w:t>
+        <w:t xml:space="preserve">Discuss the means </w:t>
+      </w:r>
+      <w:r>
+        <w:rPr>
+          <w:rFonts w:ascii="Times New Roman" w:eastAsia="Times New Roman" w:hAnsi="Times New Roman" w:cs="Times New Roman"/>
+        </w:rPr>
+        <w:t xml:space="preserve">by </w:t>
+      </w:r>
+      <w:r>
+        <w:rPr>
+          <w:rFonts w:ascii="Times New Roman" w:eastAsia="Times New Roman" w:hAnsi="Times New Roman" w:cs="Times New Roman"/>
+        </w:rPr>
+        <w:t>which sodium corrosion occurs in SFRs. (8 pts)</w:t>
+      </w:r>
+    </w:p>
+    <w:p>
+      <w:pPr>
+        <w:rPr>
+          <w:rFonts w:ascii="Times New Roman" w:eastAsia="Times New Roman" w:hAnsi="Times New Roman" w:cs="Times New Roman"/>
+        </w:rPr>
+      </w:pPr>
+    </w:p>
+    <w:p>
+      <w:pPr>
+        <w:rPr>
+          <w:rFonts w:ascii="Times New Roman" w:eastAsia="Times New Roman" w:hAnsi="Times New Roman" w:cs="Times New Roman"/>
+        </w:rPr>
+      </w:pPr>
+      <w:r>
+        <w:rPr>
+          <w:rFonts w:ascii="Times New Roman" w:eastAsia="Times New Roman" w:hAnsi="Times New Roman" w:cs="Times New Roman"/>
+        </w:rPr>
+        <w:t xml:space="preserve">Sodium corrosion primarily occurs due to </w:t>
+      </w:r>
+      <w:r>
+        <w:rPr>
+          <w:rFonts w:ascii="Times New Roman" w:eastAsia="Times New Roman" w:hAnsi="Times New Roman" w:cs="Times New Roman"/>
+        </w:rPr>
+        <w:t xml:space="preserve">the </w:t>
+      </w:r>
+      <w:r>
+        <w:rPr>
+          <w:rFonts w:ascii="Times New Roman" w:eastAsia="Times New Roman" w:hAnsi="Times New Roman" w:cs="Times New Roman"/>
+        </w:rPr>
+        <w:t xml:space="preserve">difference in the solubility of various cladding species as a function of temperature. Solubilities are higher at higher temperatures, leading to leaching at high temperature regions and deposition at low temperature regions. </w:t>
       </w:r>
       <w:r>
         <w:rPr>

--- a/Advanced Reactor Materials/Fall2025/Exam2_solutions.docx
+++ b/Advanced Reactor Materials/Fall2025/Exam2_solutions.docx
@@ -185,6 +185,12 @@
         </w:rPr>
         <w:t>Large margin to boiling of Na. High thermal conductivity of fuel leads to less stored energy. High thermal conductivity coolant. Negative reactivity feedback coefficient can lead to passive shutdown, even under severe accident scenarios.</w:t>
       </w:r>
+      <w:r>
+        <w:rPr>
+          <w:rFonts w:ascii="Times New Roman" w:eastAsia="Times New Roman" w:hAnsi="Times New Roman" w:cs="Times New Roman"/>
+        </w:rPr>
+        <w:t xml:space="preserve"> Capability to run beyond cladding breach for metallic fuels.</w:t>
+      </w:r>
     </w:p>
     <w:p>
       <w:pPr>
@@ -264,7 +270,7 @@
         <w:rPr>
           <w:rFonts w:ascii="Times New Roman" w:eastAsia="Times New Roman" w:hAnsi="Times New Roman" w:cs="Times New Roman"/>
         </w:rPr>
-        <w:t>centered cubic phase, which has isotropic properties. Alloying also serves to improve certain properties, such as increasing the melting point. Alloying has also been shown to potentially reduce swelling and limit FCCI.</w:t>
+        <w:t>centered cubic phase, which has isotropic properties. Alloying also serves to improve certain properties, such as increasing the melting point. Alloying has also been shown to reduce swelling and limit FCCI.</w:t>
       </w:r>
     </w:p>
     <w:p>
@@ -406,6 +412,12 @@
         </w:rPr>
         <w:t>This can modify the radial fission rate profile, which impacts the temperature profile, in addition to generating a low melting point phase in the intermediate region.</w:t>
       </w:r>
+      <w:r>
+        <w:rPr>
+          <w:rFonts w:ascii="Times New Roman" w:eastAsia="Times New Roman" w:hAnsi="Times New Roman" w:cs="Times New Roman"/>
+        </w:rPr>
+        <w:t xml:space="preserve"> Also modifies the swelling behavior, as different phases exhibit different bubble morphologies. This can lead to different radial vs axial swelling.</w:t>
+      </w:r>
     </w:p>
     <w:p>
       <w:pPr>
@@ -429,20 +441,28 @@
         <w:rPr>
           <w:rFonts w:ascii="Times New Roman" w:eastAsia="Times New Roman" w:hAnsi="Times New Roman" w:cs="Times New Roman"/>
         </w:rPr>
+        <w:lastRenderedPageBreak/>
         <w:t>How does the thermal conductivity vary as a function of burnup in metallic fuels? What phenomena drive this behavior? (8 pts)</w:t>
       </w:r>
     </w:p>
     <w:p>
       <w:pPr>
-        <w:rPr>
-          <w:rFonts w:ascii="Times New Roman" w:eastAsia="Times New Roman" w:hAnsi="Times New Roman" w:cs="Times New Roman"/>
-        </w:rPr>
-      </w:pPr>
-      <w:r>
-        <w:rPr>
-          <w:rFonts w:ascii="Times New Roman" w:eastAsia="Times New Roman" w:hAnsi="Times New Roman" w:cs="Times New Roman"/>
-        </w:rPr>
-        <w:lastRenderedPageBreak/>
+        <w:pStyle w:val="ListParagraph"/>
+        <w:rPr>
+          <w:rFonts w:ascii="Times New Roman" w:eastAsia="Times New Roman" w:hAnsi="Times New Roman" w:cs="Times New Roman"/>
+        </w:rPr>
+      </w:pPr>
+    </w:p>
+    <w:p>
+      <w:pPr>
+        <w:rPr>
+          <w:rFonts w:ascii="Times New Roman" w:eastAsia="Times New Roman" w:hAnsi="Times New Roman" w:cs="Times New Roman"/>
+        </w:rPr>
+      </w:pPr>
+      <w:r>
+        <w:rPr>
+          <w:rFonts w:ascii="Times New Roman" w:eastAsia="Times New Roman" w:hAnsi="Times New Roman" w:cs="Times New Roman"/>
+        </w:rPr>
         <w:t>The thermal conductivity decreases as a function of burnup due to the accumulation of porosity in the form of fission gas bubbles. Upon fission gas bubble interconnection and release, sodium infiltration can occur to partially back-fill the open porosity connected to a free surface. The replacement of fission gas with liquid sodium in the porosity serves to increase the thermal conductivity of the fuel. Subsequently, the thermal conductivity decreases as additional porosity is accumulated.</w:t>
       </w:r>
     </w:p>
@@ -471,6 +491,12 @@
         </w:rPr>
         <w:t>For metallic fuel: What is FCCI? What are the adverse effects of FCCI? What are the primary fuel and cladding species participating in FCCI? (15 pts</w:t>
       </w:r>
+      <w:r>
+        <w:rPr>
+          <w:rFonts w:ascii="Times New Roman" w:eastAsia="Times New Roman" w:hAnsi="Times New Roman" w:cs="Times New Roman"/>
+        </w:rPr>
+        <w:t>)</w:t>
+      </w:r>
     </w:p>
     <w:p>
       <w:pPr>
@@ -514,6 +540,12 @@
           <w:rFonts w:ascii="Times New Roman" w:eastAsia="Times New Roman" w:hAnsi="Times New Roman" w:cs="Times New Roman"/>
         </w:rPr>
         <w:t xml:space="preserve"> participate in FCCI.</w:t>
+      </w:r>
+      <w:r>
+        <w:rPr>
+          <w:rFonts w:ascii="Times New Roman" w:eastAsia="Times New Roman" w:hAnsi="Times New Roman" w:cs="Times New Roman"/>
+        </w:rPr>
+        <w:t xml:space="preserve"> Fe/Cr diffuse into the fuel, whereas Nd and Ce diffuse into the cladding.</w:t>
       </w:r>
     </w:p>
     <w:p>
@@ -538,7 +570,19 @@
         <w:rPr>
           <w:rFonts w:ascii="Times New Roman" w:eastAsia="Times New Roman" w:hAnsi="Times New Roman" w:cs="Times New Roman"/>
         </w:rPr>
-        <w:t>Describe restructuring in MOX fuels, including why it happens. (12 pts)</w:t>
+        <w:t>Describe restructuring in MOX fuels, including why it happens. (1</w:t>
+      </w:r>
+      <w:r>
+        <w:rPr>
+          <w:rFonts w:ascii="Times New Roman" w:eastAsia="Times New Roman" w:hAnsi="Times New Roman" w:cs="Times New Roman"/>
+        </w:rPr>
+        <w:t>5</w:t>
+      </w:r>
+      <w:r>
+        <w:rPr>
+          <w:rFonts w:ascii="Times New Roman" w:eastAsia="Times New Roman" w:hAnsi="Times New Roman" w:cs="Times New Roman"/>
+        </w:rPr>
+        <w:t xml:space="preserve"> pts)</w:t>
       </w:r>
     </w:p>
     <w:p>
@@ -560,14 +604,12 @@
         </w:rPr>
         <w:t xml:space="preserve">Restructuring results in four distinct regions. Due to the high temperatures in MOX fuel, porosity migrates up the temperature gradient in an evaporation/condensation process, restructuring the fuel. This leads to a central void region where accumulated porosity resides, and a columnar grain region generated by the diffusion of elongated voids up the temperature gradient, destroying the prior microstructure and depositing new grains. At temperatures below which porosity migration can occur, grain growth occurs. Finally, on the periphery of the fuel the microstructure is effectively </w:t>
       </w:r>
-      <w:proofErr w:type="gramStart"/>
-      <w:r>
-        <w:rPr>
-          <w:rFonts w:ascii="Times New Roman" w:eastAsia="Times New Roman" w:hAnsi="Times New Roman" w:cs="Times New Roman"/>
-        </w:rPr>
-        <w:t>as-fabricated</w:t>
-      </w:r>
-      <w:proofErr w:type="gramEnd"/>
+      <w:r>
+        <w:rPr>
+          <w:rFonts w:ascii="Times New Roman" w:eastAsia="Times New Roman" w:hAnsi="Times New Roman" w:cs="Times New Roman"/>
+        </w:rPr>
+        <w:t>as fabricated</w:t>
+      </w:r>
       <w:r>
         <w:rPr>
           <w:rFonts w:ascii="Times New Roman" w:eastAsia="Times New Roman" w:hAnsi="Times New Roman" w:cs="Times New Roman"/>
@@ -716,7 +758,14 @@
         <w:rPr>
           <w:rFonts w:ascii="Times New Roman" w:eastAsia="Times New Roman" w:hAnsi="Times New Roman" w:cs="Times New Roman"/>
         </w:rPr>
-        <w:t xml:space="preserve">. This is an oxide layer that forms on the outer surface of the fuel pellet in between the cladding and the fuel. The diffusion of volatile fission products down the temperature gradient, combined with extra oxygen available at the fuel pellet rim, leads to the formation of Cs-Mo-O phases. JOG can improve the effective thermal conductivity of the fuel system by filling in the gap and can serve as a mechanical buffer to PCMI. However, the fission products can contribute to cladding corrosion. </w:t>
+        <w:t xml:space="preserve">. This is an oxide layer that forms on the outer surface of the fuel pellet in between the cladding and the fuel. The diffusion of volatile fission products down the temperature gradient, combined with extra oxygen available at the fuel pellet rim, leads to the </w:t>
+      </w:r>
+      <w:r>
+        <w:rPr>
+          <w:rFonts w:ascii="Times New Roman" w:eastAsia="Times New Roman" w:hAnsi="Times New Roman" w:cs="Times New Roman"/>
+        </w:rPr>
+        <w:lastRenderedPageBreak/>
+        <w:t xml:space="preserve">formation of Cs-Mo-O phases. JOG can improve the effective thermal conductivity of the fuel system by filling in the gap and can serve as a mechanical buffer to PCMI. However, the fission products can contribute to cladding corrosion. </w:t>
       </w:r>
     </w:p>
     <w:p>
@@ -741,7 +790,6 @@
         <w:rPr>
           <w:rFonts w:ascii="Times New Roman" w:eastAsia="Times New Roman" w:hAnsi="Times New Roman" w:cs="Times New Roman"/>
         </w:rPr>
-        <w:lastRenderedPageBreak/>
         <w:t xml:space="preserve">Discuss the means </w:t>
       </w:r>
       <w:r>
